--- a/synexo/GenApep_IPO_Plan_v2.docx
+++ b/synexo/GenApep_IPO_Plan_v2.docx
@@ -592,7 +592,7 @@
               <w:rPr>
                 <w:sz w:val="18"/>
               </w:rPr>
-              <w:t>Supportable planning value on the verified record: ~$0–2M, possibly negative after the senior $500K note and contingent exposures (retail-offering compliance, FDA/telehealth marketing gap). Benchmark: a clean new US topco costs well under $100K.</w:t>
+              <w:t>Assessed supportable planning value: ~$0–2M, possibly negative after the $500K convertible note (terms unverified) and contingent exposures (retail-offering compliance, FDA/telehealth marketing gap). Basis: pre-revenue per the DD report and the counterparty's own cap table — pending Form 1-K/1-SA confirmation (gate-zero). Benchmark: a clean new US topco costs well under $100K.</w:t>
             </w:r>
           </w:p>
         </w:tc>
@@ -1279,7 +1279,7 @@
               <w:rPr>
                 <w:sz w:val="18"/>
               </w:rPr>
-              <w:t>3.4× the FY2025 actual; closest real figure is combined FY2025A ~$10.9–11.4M. Do not circulate the DD until fixed.</w:t>
+              <w:t>3.4× the FY2025 actual; candidate sources of the error: combined FY2025A $10.2–10.9M (@₩1,500/₩1,400) or the JV plan's 2025 combined PLANNING figure $11.43M. Do not circulate the DD until fixed.</w:t>
             </w:r>
           </w:p>
         </w:tc>
@@ -1420,7 +1420,7 @@
               <w:rPr>
                 <w:sz w:val="18"/>
               </w:rPr>
-              <w:t>Not a reporting company; combination confers no listing status and raises no capital; Rule 3-05 audit wall applies identically; US GAAP (not IFRS); reverse-merger seasoning on any exchange application; 54.18%-FD unissued pool; zero operational synergy (DD: “financial splicing”).</w:t>
+              <w:t>Not a reporting company; combination confers no listing status and raises no capital; pre-revenue per DD/cap table (1-K/1-SA confirmation pending); Rule 3-05 audit wall applies identically; US GAAP (not IFRS); reverse-merger seasoning on any exchange application; 54.18%-FD unissued pool; zero operational synergy (DD: “financial splicing”).</w:t>
             </w:r>
           </w:p>
         </w:tc>
@@ -2077,7 +2077,7 @@
                 <w:b/>
                 <w:sz w:val="18"/>
               </w:rPr>
-              <w:t>~$100–167</w:t>
+              <w:t>$98–167</w:t>
             </w:r>
           </w:p>
         </w:tc>
@@ -2252,7 +2252,7 @@
         <w:t xml:space="preserve">Ranked: 1st reject the FVH equity combination; 2nd proceed with Stage 1 only with the protection package; keep the BATNA visible — </w:t>
       </w:r>
       <w:r>
-        <w:t>Eyesel does not need this deal to survive — profitable, cash-generative, ₩10.36B retained earnings, and a strong BATNA as GenApep’s contract manufacturer (the $4/vial bottoming fee) capturing margin with none of the merger costs. What Eyesel lacks is growth and a story (FY2025 OP -31%): WBI’s MM Studio ramp, the AI-peptide/DPW technology and a listing are the honest rationale. The FVH combination asks Eyesel’s profits to fund a pre-revenue crowdfunding shell — US opex alone equals 23–38% of Eyesel’s FY2025 operating profit.</w:t>
+        <w:t>Eyesel does not need this deal to survive — profitable, cash-generative, ₩10.36B retained earnings, and a strong BATNA as GenApep’s contract manufacturer (the $4/vial bottoming fee) capturing margin with none of the merger costs. What Eyesel lacks is growth and a story (FY2025 OP -31%): WBI’s MM Studio ramp, the AI-peptide/DPW technology and a listing are the honest rationale. The FVH combination asks Eyesel’s profits to fund a crowdfunding-stage company that is pre-revenue per the DD (1-K confirmation pending) — US opex alone equals 23–38% of Eyesel’s FY2025 operating profit.</w:t>
       </w:r>
     </w:p>
     <w:p>
@@ -2299,7 +2299,7 @@
         <w:spacing w:after="60"/>
       </w:pPr>
       <w:r>
-        <w:t>Sidney Tam’s conflict must be squarely governed: he organized the meeting recommending FirstVitals, is the sole source of every now-contradicted FVH claim ($75M cap, GLP-1 technology, Medicare contracts), holds the FA mandate, is a named sweat-pool beneficiary and the designated Third Director. Route-B advocacy and FVH verification must move to independent advisers; his recusal (Clause 3.6/3.8 machinery) applies to the route decision.</w:t>
+        <w:t>Sidney Tam’s conflict must be squarely governed: he organized the meeting recommending FirstVitals, is the sole source of every now-contradicted FVH claim ($75M cap, GLP-1 technology, Medicare contracts), is a named sweat-pool beneficiary and is understood to hold the FA mandate and the Third-Director designation [confirm against the signed JV instruments]. Route-B advocacy and FVH verification must move to independent advisers; his recusal (Clause 3.6/3.8 machinery) applies to the route decision.</w:t>
       </w:r>
     </w:p>
     <w:p>
@@ -2526,7 +2526,7 @@
               <w:rPr>
                 <w:sz w:val="18"/>
               </w:rPr>
-              <w:t>Fails on verified facts: no reporting status, no revenue, no capital, no synergy, no time saving, a 54.18%-FD pool overhang, and an asking anchor ≥37× supportable value. Optional at ~$0–2M with the pool cancelled — or as a commercial channel only.</w:t>
+              <w:t>Fails on the verified record: no reporting status (EDGAR-supported); pre-revenue with ~$500K lifetime capital per DD and the counterparty's own cap table (1-K/1-SA confirmation pending); no capital raised by a combination; no synergy; no time saving; a 54.18%-FD pool overhang; an asking anchor ≥37× the assessed supportable value. Optional at ~$0–2M with the pool cancelled — or as a commercial channel only.</w:t>
             </w:r>
           </w:p>
         </w:tc>

--- a/synexo/GenApep_IPO_Plan_v2.docx
+++ b/synexo/GenApep_IPO_Plan_v2.docx
@@ -1433,7 +1433,7 @@
               <w:rPr>
                 <w:sz w:val="18"/>
               </w:rPr>
-              <w:t>REJECT AS PITCHED. Keep alive only as (i) an optional cheap-shell purchase at verified value (~$0–2M) with the pool cancelled and gate-zero verification passed, executed through Addendum A block entry; or (ii) an arm’s-length US commercial-channel discussion (their clinics as a customer), no equity.</w:t>
+              <w:t>REJECT AS PITCHED — RECONSTRUCT AS A MANAGEMENT PARTNERSHIP (§5b). The entity's verified value stands (~$0–2M), but the real asset is the operator: Ernie Lee as US CEO/President + board seat with KPI-gated 3–7% group equity replacing the 7.5M pool; the entity at verified value through Addendum A block entry — under either route.</w:t>
             </w:r>
           </w:p>
         </w:tc>
@@ -1485,6 +1485,273 @@
       <w:pPr>
         <w:spacing w:after="40"/>
       </w:pPr>
+    </w:p>
+    <w:p>
+      <w:pPr>
+        <w:pStyle w:val="Heading2"/>
+      </w:pPr>
+      <w:r>
+        <w:t>5b. Management, talent &amp; governance — the dimension beyond finance</w:t>
+      </w:r>
+    </w:p>
+    <w:p>
+      <w:pPr>
+        <w:pStyle w:val="ListBullet"/>
+        <w:spacing w:after="60"/>
+      </w:pPr>
+      <w:r>
+        <w:rPr>
+          <w:b/>
+        </w:rPr>
+        <w:t xml:space="preserve">The problem is real and documented — </w:t>
+      </w:r>
+      <w:r>
+        <w:t>Running a US-listed company needs a credible local CEO/President, finance/IR capability and post-listing support. The strategy meeting's own record: Korean issuers listed in 2023–24 are struggling; “IPO preparation is a new beginning rather than an end goal”; US operations cost $300–500K/yr; and the only internal US-CEO candidates discussed were family members of the principals — a governance gap, not a bench. A purely financial reading of Route B missed this dimension.</w:t>
+      </w:r>
+    </w:p>
+    <w:p>
+      <w:pPr>
+        <w:pStyle w:val="ListBullet"/>
+        <w:spacing w:after="60"/>
+      </w:pPr>
+      <w:r>
+        <w:rPr>
+          <w:b/>
+        </w:rPr>
+        <w:t xml:space="preserve">What Ernie Lee verifiably brings — beyond the entity — </w:t>
+      </w:r>
+      <w:r>
+        <w:t>~12 years operating an actual US healthcare-services company (Hawaii RPM/CCM, 2010–2022) with Medicaid billing/compliance experience; first-hand SEC process experience (took the company through a Reg A+ offering); standing US corporate/regulatory infrastructure; and a claimed US investor/sponsor network. This is precisely the capability set Route A lacks — the entity is thin, but the operator is not.</w:t>
+      </w:r>
+    </w:p>
+    <w:p>
+      <w:pPr>
+        <w:pStyle w:val="ListBullet"/>
+        <w:spacing w:after="60"/>
+      </w:pPr>
+      <w:r>
+        <w:rPr>
+          <w:b/>
+        </w:rPr>
+        <w:t xml:space="preserve">What still needs verification — </w:t>
+      </w:r>
+      <w:r>
+        <w:t>Management references and background; the 2024 “dispute between previous shareholders” that preceded the pivot; the investor-network claims; and the internal-papers-vs-public-website narrative gap — a management-integrity question that must be answered before he fronts a listed group. Gate-zero is EXTENDED to cover these; it does not disappear.</w:t>
+      </w:r>
+    </w:p>
+    <w:p>
+      <w:pPr>
+        <w:pStyle w:val="Heading3"/>
+      </w:pPr>
+      <w:r>
+        <w:t>The Management Partnership structure (adopted)</w:t>
+      </w:r>
+    </w:p>
+    <w:tbl>
+      <w:tblPr>
+        <w:tblStyle w:val="LightGrid-Accent1"/>
+        <w:tblW w:type="auto" w:w="0"/>
+        <w:jc w:val="center"/>
+        <w:tblLook w:firstColumn="1" w:firstRow="1" w:lastColumn="0" w:lastRow="0" w:noHBand="0" w:noVBand="1" w:val="04A0"/>
+      </w:tblPr>
+      <w:tblGrid>
+        <w:gridCol w:w="4320"/>
+        <w:gridCol w:w="4320"/>
+      </w:tblGrid>
+      <w:tr>
+        <w:tc>
+          <w:tcPr>
+            <w:tcW w:type="dxa" w:w="1872"/>
+          </w:tcPr>
+          <w:p>
+            <w:r>
+              <w:rPr>
+                <w:b/>
+                <w:sz w:val="18"/>
+              </w:rPr>
+              <w:t>Element</w:t>
+            </w:r>
+          </w:p>
+        </w:tc>
+        <w:tc>
+          <w:tcPr>
+            <w:tcW w:type="dxa" w:w="7488"/>
+          </w:tcPr>
+          <w:p>
+            <w:r>
+              <w:rPr>
+                <w:b/>
+                <w:sz w:val="18"/>
+              </w:rPr>
+              <w:t>Terms</w:t>
+            </w:r>
+          </w:p>
+        </w:tc>
+      </w:tr>
+      <w:tr>
+        <w:tc>
+          <w:tcPr>
+            <w:tcW w:type="dxa" w:w="1872"/>
+          </w:tcPr>
+          <w:p>
+            <w:r>
+              <w:rPr>
+                <w:b/>
+                <w:sz w:val="18"/>
+              </w:rPr>
+              <w:t>Role</w:t>
+            </w:r>
+          </w:p>
+        </w:tc>
+        <w:tc>
+          <w:tcPr>
+            <w:tcW w:type="dxa" w:w="7488"/>
+          </w:tcPr>
+          <w:p>
+            <w:r>
+              <w:rPr>
+                <w:sz w:val="18"/>
+              </w:rPr>
+              <w:t>Ernie Lee as US CEO/President of the group's US operations plus a board seat on the listed company — accountable for listing execution and post-listing management.</w:t>
+            </w:r>
+          </w:p>
+        </w:tc>
+      </w:tr>
+      <w:tr>
+        <w:tc>
+          <w:tcPr>
+            <w:tcW w:type="dxa" w:w="1872"/>
+          </w:tcPr>
+          <w:p>
+            <w:r>
+              <w:rPr>
+                <w:b/>
+                <w:sz w:val="18"/>
+              </w:rPr>
+              <w:t>Incentive</w:t>
+            </w:r>
+          </w:p>
+        </w:tc>
+        <w:tc>
+          <w:tcPr>
+            <w:tcW w:type="dxa" w:w="7488"/>
+          </w:tcPr>
+          <w:p>
+            <w:r>
+              <w:rPr>
+                <w:sz w:val="18"/>
+              </w:rPr>
+              <w:t>KPI-gated equity of the GROUP: 3–7% (negotiation band), vesting on objective milestones — reporting compliance achieved, exchange listing completed, capital actually raised, US revenue milestones. Replaces the FVH-side 7.5M-share pool entirely.</w:t>
+            </w:r>
+          </w:p>
+        </w:tc>
+      </w:tr>
+      <w:tr>
+        <w:tc>
+          <w:tcPr>
+            <w:tcW w:type="dxa" w:w="1872"/>
+          </w:tcPr>
+          <w:p>
+            <w:r>
+              <w:rPr>
+                <w:b/>
+                <w:sz w:val="18"/>
+              </w:rPr>
+              <w:t>Entity</w:t>
+            </w:r>
+          </w:p>
+        </w:tc>
+        <w:tc>
+          <w:tcPr>
+            <w:tcW w:type="dxa" w:w="7488"/>
+          </w:tcPr>
+          <w:p>
+            <w:r>
+              <w:rPr>
+                <w:sz w:val="18"/>
+              </w:rPr>
+              <w:t>The FVH entity enters at independently verified value (~$0–2M, fairness opinion) through block entry — or is retained as the group's US operating subsidiary. People priced as management; the entity priced as an entity.</w:t>
+            </w:r>
+          </w:p>
+        </w:tc>
+      </w:tr>
+      <w:tr>
+        <w:tc>
+          <w:tcPr>
+            <w:tcW w:type="dxa" w:w="1872"/>
+          </w:tcPr>
+          <w:p>
+            <w:r>
+              <w:rPr>
+                <w:b/>
+                <w:sz w:val="18"/>
+              </w:rPr>
+              <w:t>Governance</w:t>
+            </w:r>
+          </w:p>
+        </w:tc>
+        <w:tc>
+          <w:tcPr>
+            <w:tcW w:type="dxa" w:w="7488"/>
+          </w:tcPr>
+          <w:p>
+            <w:r>
+              <w:rPr>
+                <w:sz w:val="18"/>
+              </w:rPr>
+              <w:t>The equity is DISCLOSED management compensation with KPIs — defensible in SEC filings and to both shareholder bodies — rather than acquisition consideration routed to individuals. Every GenApep shareholder still rides through pro rata.</w:t>
+            </w:r>
+          </w:p>
+        </w:tc>
+      </w:tr>
+      <w:tr>
+        <w:tc>
+          <w:tcPr>
+            <w:tcW w:type="dxa" w:w="1872"/>
+          </w:tcPr>
+          <w:p>
+            <w:r>
+              <w:rPr>
+                <w:b/>
+                <w:sz w:val="18"/>
+              </w:rPr>
+              <w:t>Route-independence</w:t>
+            </w:r>
+          </w:p>
+        </w:tc>
+        <w:tc>
+          <w:tcPr>
+            <w:tcW w:type="dxa" w:w="7488"/>
+          </w:tcPr>
+          <w:p>
+            <w:r>
+              <w:rPr>
+                <w:sz w:val="18"/>
+              </w:rPr>
+              <w:t>The partnership attaches to EITHER route: under Route A, Ernie leads US operations for GenApep's own F-1 — curing Route A's biggest weakness; under Route B, it converts a shell purchase into a governed partnership.</w:t>
+            </w:r>
+          </w:p>
+        </w:tc>
+      </w:tr>
+    </w:tbl>
+    <w:p>
+      <w:pPr>
+        <w:spacing w:after="40"/>
+      </w:pPr>
+    </w:p>
+    <w:p>
+      <w:pPr>
+        <w:spacing w:after="120"/>
+      </w:pPr>
+      <w:r>
+        <w:rPr>
+          <w:b w:val="0"/>
+          <w:i/>
+          <w:color w:val="555555"/>
+          <w:sz w:val="19"/>
+        </w:rPr>
+        <w:t>Cost of the partnership, quantified: a 5% KPI grant dilutes every holder pro rata — WBI shareholders 45.3% → ~43.1% of the group (44.0% at 3%, 42.2% at 7%). At the Route-A $100M post scenario that is ~$13–14 per WBI share — a modest price for removing the execution risk that otherwise conditions the whole US plan.</w:t>
+      </w:r>
     </w:p>
     <w:p>
       <w:pPr>
@@ -2181,6 +2448,49 @@
           </w:p>
         </w:tc>
       </w:tr>
+      <w:tr>
+        <w:tc>
+          <w:tcPr>
+            <w:tcW w:type="dxa" w:w="3744"/>
+          </w:tcPr>
+          <w:p>
+            <w:r>
+              <w:rPr>
+                <w:b/>
+                <w:sz w:val="18"/>
+              </w:rPr>
+              <w:t>Management-partnership cost (5% KPI grant)</w:t>
+            </w:r>
+          </w:p>
+        </w:tc>
+        <w:tc>
+          <w:tcPr>
+            <w:tcW w:type="dxa" w:w="1296"/>
+          </w:tcPr>
+          <w:p>
+            <w:r>
+              <w:rPr>
+                <w:b/>
+                <w:sz w:val="18"/>
+              </w:rPr>
+              <w:t>≈ -$13–14</w:t>
+            </w:r>
+          </w:p>
+        </w:tc>
+        <w:tc>
+          <w:tcPr>
+            <w:tcW w:type="dxa" w:w="4320"/>
+          </w:tcPr>
+          <w:p>
+            <w:r>
+              <w:rPr>
+                <w:sz w:val="18"/>
+              </w:rPr>
+              <w:t>Pro-rata dilution at the $100M Route-A scenario — the price of closing the US-management gap (§5b)</w:t>
+            </w:r>
+          </w:p>
+        </w:tc>
+      </w:tr>
     </w:tbl>
     <w:p>
       <w:pPr>
@@ -2196,10 +2506,10 @@
         <w:rPr>
           <w:b/>
         </w:rPr>
-        <w:t xml:space="preserve">Ranked: 1st Route A (conditional), 2nd Route C, 3rd Route B (reject as pitched) — </w:t>
+        <w:t xml:space="preserve">Ranked: 1st Route A + Management Partnership, 2nd Route C, 3rd Route B as pitched (reject; reconstruct per §5b) — </w:t>
       </w:r>
       <w:r>
-        <w:t>Route A is the only route where WBI’s 45.3% compounds into ~30% of a listed company on the JV’s own story. Its viability hinges on two facts to force into the open now: a sponsor term sheet above ~$25–35M pre-money, and the funding bridge across mid-2028. Route C is the disciplined fallback with $98–167/share and far lower cost. Route B as pitched (at $75M-cap framing) takes WBI holders to ~14% and ~$103/share — a value transfer to a 94.63% single holder.</w:t>
+        <w:t>Route A is the only route where WBI’s 45.3% compounds into ~30% of a listed company on the JV’s own story. Its viability hinges on two facts to force into the open now: a sponsor term sheet above ~$25–35M pre-money, and the funding bridge across mid-2028. Route C is the disciplined fallback with $98–167/share and far lower cost. Route B as pitched (at $75M-cap framing) takes WBI holders to ~14% and ~$103/share — a value transfer to a 94.63% single holder. THE MANAGEMENT DIMENSION CHANGES THE CALCULUS: Route A's biggest condition is not money but the absence of a US management team — the Management Partnership (§5b) closes that gap for ~2–3 points of pro-rata dilution at the 5% midpoint (~$13–14/share at the $100M scenario), materially raising Route A's probability of success.</w:t>
       </w:r>
     </w:p>
     <w:p>
@@ -2252,7 +2562,7 @@
         <w:t xml:space="preserve">Ranked: 1st reject the FVH equity combination; 2nd proceed with Stage 1 only with the protection package; keep the BATNA visible — </w:t>
       </w:r>
       <w:r>
-        <w:t>Eyesel does not need this deal to survive — profitable, cash-generative, ₩10.36B retained earnings, and a strong BATNA as GenApep’s contract manufacturer (the $4/vial bottoming fee) capturing margin with none of the merger costs. What Eyesel lacks is growth and a story (FY2025 OP -31%): WBI’s MM Studio ramp, the AI-peptide/DPW technology and a listing are the honest rationale. The FVH combination asks Eyesel’s profits to fund a crowdfunding-stage company that is pre-revenue per the DD (1-K confirmation pending) — US opex alone equals 23–38% of Eyesel’s FY2025 operating profit.</w:t>
+        <w:t>Eyesel does not need this deal to survive — profitable, cash-generative, ₩10.36B retained earnings, and a strong BATNA as GenApep’s contract manufacturer (the $4/vial bottoming fee) capturing margin with none of the merger costs. What Eyesel lacks is growth and a story (FY2025 OP -31%): WBI’s MM Studio ramp, the AI-peptide/DPW technology and a listing are the honest rationale. The FVH combination asks Eyesel’s profits to fund a crowdfunding-stage company that is pre-revenue per the DD (1-K confirmation pending) — US opex alone equals 23–38% of Eyesel’s FY2025 operating profit. The Management Partnership (§5b) answers Eyesel's sharpest objection from the other side: if the group DOES go to the US, a verified, KPI-accountable US operator is what prevents that opex from being burned by an inexperienced team — Eyesel's protections (reserved matters, spend cap, external funding of US costs) apply to him as to anyone.</w:t>
       </w:r>
     </w:p>
     <w:p>
@@ -2308,7 +2618,7 @@
         <w:spacing w:after="60"/>
       </w:pPr>
       <w:r>
-        <w:t>Theresa Jang’s dual role: CEO-designate and, under the superseded draft MOU, personal recipient of 40% of FVH — the largest beneficiary of Route B as drafted — while acting as information conduit to the Eyesel principal. The block-entry rule (no individual allocations) and full disclosure resolve this; record it.</w:t>
+        <w:t>Theresa Jang’s dual role: CEO-designate and, under the superseded draft MOU, personal recipient of 40% of FVH — the largest beneficiary of Route B as drafted — while acting as information conduit to the Eyesel principal. The block-entry rule (no individual allocations as ACQUISITION CONSIDERATION) and full disclosure resolve this; record it. Principle now adopted: individual equity is legitimate when it is disclosed, KPI-gated MANAGEMENT COMPENSATION (as in the §5b partnership) — never as undisclosed deal consideration.</w:t>
       </w:r>
     </w:p>
     <w:p>
@@ -2513,7 +2823,7 @@
                 <w:b/>
                 <w:sz w:val="18"/>
               </w:rPr>
-              <w:t>NOT VIABLE AS PITCHED</w:t>
+              <w:t>NOT VIABLE AS PITCHED — VIABLE AS RECONSTRUCTED</w:t>
             </w:r>
           </w:p>
         </w:tc>
@@ -2526,7 +2836,7 @@
               <w:rPr>
                 <w:sz w:val="18"/>
               </w:rPr>
-              <w:t>Fails on the verified record: no reporting status (EDGAR-supported); pre-revenue with ~$500K lifetime capital per DD and the counterparty's own cap table (1-K/1-SA confirmation pending); no capital raised by a combination; no synergy; no time saving; a 54.18%-FD pool overhang; an asking anchor ≥37× the assessed supportable value. Optional at ~$0–2M with the pool cancelled — or as a commercial channel only.</w:t>
+              <w:t>As pitched ($75M framing, individual allocations, pool overhang) it fails on the verified record: no reporting status, pre-revenue per DD (1-K pending), no capital, no synergy, no time saving. Reconstructed as a Management Partnership (§5b) — Ernie as US CEO with 3–7% KPI equity, entity at ~$0–2M verified value — it becomes a live option that also strengthens Route A.</w:t>
             </w:r>
           </w:p>
         </w:tc>
@@ -2698,7 +3008,7 @@
                 <w:b/>
                 <w:sz w:val="18"/>
               </w:rPr>
-              <w:t>Before the Ernie Lee meetings</w:t>
+              <w:t>Before/at the Ernie Lee meetings</w:t>
             </w:r>
           </w:p>
         </w:tc>
@@ -2711,7 +3021,7 @@
               <w:rPr>
                 <w:sz w:val="18"/>
               </w:rPr>
-              <w:t>Written US securities-counsel memo (reporting status, shell/Rule 144(i), seasoning); agree internally that no terms are discussed until gate-zero reports.</w:t>
+              <w:t>Written US securities-counsel memo (reporting status, shell/Rule 144(i), seasoning); no valuation terms until gate-zero reports — but DO table the Management-Partnership term sheet: role, KPI schedule, 3–7% band, entity at verified value, 7.5M-pool cancellation (§5b).</w:t>
             </w:r>
           </w:p>
         </w:tc>
